--- a/doc/DRS.docx
+++ b/doc/DRS.docx
@@ -494,7 +494,7 @@
     <w:p>
       <w:pPr>
         <w:pStyle w:val="BodyText"/>
-        <w:spacing w:before="386"/>
+        <w:spacing w:before="206"/>
         <w:rPr>
           <w:b/>
           <w:sz w:val="34"/>
@@ -524,7 +524,7 @@
       <w:pPr>
         <w:pStyle w:val="BodyText"/>
         <w:spacing w:line="314" w:lineRule="auto" w:before="86"/>
-        <w:ind w:left="141" w:right="5422"/>
+        <w:ind w:left="141" w:right="4875"/>
       </w:pPr>
       <w:r>
         <w:rPr>
@@ -582,33 +582,118 @@
       </w:r>
       <w:r>
         <w:rPr/>
-        <w:t>NOME DO INTEGRANTE 2</w:t>
-      </w:r>
-      <w:r>
-        <w:rPr>
-          <w:spacing w:val="80"/>
-        </w:rPr>
-        <w:t> </w:t>
-      </w:r>
+        <w:t>Ivson Padilha Freire</w:t>
+      </w:r>
+    </w:p>
+    <w:p>
+      <w:pPr>
+        <w:pStyle w:val="BodyText"/>
+        <w:spacing w:line="314" w:lineRule="auto" w:before="3"/>
+        <w:ind w:left="133" w:right="6327" w:firstLine="8"/>
+      </w:pPr>
       <w:r>
         <w:rPr/>
-        <w:t>NOME DO INTEGRANTE 3</w:t>
-      </w:r>
-      <w:r>
-        <w:rPr>
-          <w:spacing w:val="80"/>
-        </w:rPr>
-        <w:t> </w:t>
+        <w:t>Sarah da Silva Siqueira </w:t>
+      </w:r>
+      <w:r>
+        <w:rPr>
+          <w:spacing w:val="-2"/>
+        </w:rPr>
+        <w:t>Caio</w:t>
+      </w:r>
+      <w:r>
+        <w:rPr>
+          <w:spacing w:val="-8"/>
+        </w:rPr>
+        <w:t> </w:t>
+      </w:r>
+      <w:r>
+        <w:rPr>
+          <w:spacing w:val="-2"/>
+        </w:rPr>
+        <w:t>Felipe</w:t>
+      </w:r>
+      <w:r>
+        <w:rPr>
+          <w:spacing w:val="-8"/>
+        </w:rPr>
+        <w:t> </w:t>
+      </w:r>
+      <w:r>
+        <w:rPr>
+          <w:spacing w:val="-2"/>
+        </w:rPr>
+        <w:t>Freitas</w:t>
+      </w:r>
+      <w:r>
+        <w:rPr>
+          <w:spacing w:val="-7"/>
+        </w:rPr>
+        <w:t> </w:t>
+      </w:r>
+      <w:r>
+        <w:rPr>
+          <w:spacing w:val="-2"/>
+        </w:rPr>
+        <w:t>de</w:t>
+      </w:r>
+      <w:r>
+        <w:rPr>
+          <w:spacing w:val="-7"/>
+        </w:rPr>
+        <w:t> </w:t>
+      </w:r>
+      <w:r>
+        <w:rPr>
+          <w:spacing w:val="-2"/>
+        </w:rPr>
+        <w:t>Jesus </w:t>
+      </w:r>
+      <w:r>
+        <w:rPr>
+          <w:spacing w:val="-4"/>
+        </w:rPr>
+        <w:t>Aldenora</w:t>
+      </w:r>
+      <w:r>
+        <w:rPr>
+          <w:spacing w:val="-1"/>
+        </w:rPr>
+        <w:t> </w:t>
+      </w:r>
+      <w:r>
+        <w:rPr>
+          <w:spacing w:val="-4"/>
+        </w:rPr>
+        <w:t>Santos</w:t>
       </w:r>
       <w:r>
         <w:rPr/>
-        <w:t>NOME DO INTEGRANTE 4</w:t>
+        <w:t> </w:t>
+      </w:r>
+      <w:r>
+        <w:rPr>
+          <w:spacing w:val="-4"/>
+        </w:rPr>
+        <w:t>de</w:t>
+      </w:r>
+      <w:r>
+        <w:rPr>
+          <w:spacing w:val="1"/>
+        </w:rPr>
+        <w:t> </w:t>
+      </w:r>
+      <w:r>
+        <w:rPr>
+          <w:spacing w:val="-4"/>
+        </w:rPr>
+        <w:t>Oliveira</w:t>
       </w:r>
     </w:p>
     <w:p>
       <w:pPr>
         <w:pStyle w:val="BodyText"/>
-        <w:spacing w:before="129"/>
+        <w:spacing w:before="128"/>
       </w:pPr>
     </w:p>
     <w:p>
@@ -623,7 +708,7 @@
       <w:r>
         <w:rPr>
           <w:b/>
-          <w:spacing w:val="-4"/>
+          <w:spacing w:val="-6"/>
           <w:sz w:val="24"/>
         </w:rPr>
         <w:t>Professor:</w:t>
@@ -631,45 +716,17 @@
       <w:r>
         <w:rPr>
           <w:b/>
-          <w:spacing w:val="6"/>
-          <w:sz w:val="24"/>
-        </w:rPr>
-        <w:t> </w:t>
-      </w:r>
-      <w:r>
-        <w:rPr>
-          <w:spacing w:val="-4"/>
-          <w:sz w:val="24"/>
-        </w:rPr>
-        <w:t>NOME</w:t>
-      </w:r>
-      <w:r>
-        <w:rPr>
-          <w:spacing w:val="-7"/>
-          <w:sz w:val="24"/>
-        </w:rPr>
-        <w:t> </w:t>
-      </w:r>
-      <w:r>
-        <w:rPr>
-          <w:spacing w:val="-4"/>
-          <w:sz w:val="24"/>
-        </w:rPr>
-        <w:t>DO</w:t>
-      </w:r>
-      <w:r>
-        <w:rPr>
-          <w:spacing w:val="-8"/>
-          <w:sz w:val="24"/>
-        </w:rPr>
-        <w:t> </w:t>
-      </w:r>
-      <w:r>
-        <w:rPr>
-          <w:spacing w:val="-4"/>
-          <w:sz w:val="24"/>
-        </w:rPr>
-        <w:t>PROFESSOR</w:t>
+          <w:spacing w:val="7"/>
+          <w:sz w:val="24"/>
+        </w:rPr>
+        <w:t> </w:t>
+      </w:r>
+      <w:r>
+        <w:rPr>
+          <w:spacing w:val="-6"/>
+          <w:sz w:val="24"/>
+        </w:rPr>
+        <w:t>Cleverson S. Sobrinho</w:t>
       </w:r>
     </w:p>
     <w:p>
@@ -771,7 +828,7 @@
     <w:p>
       <w:pPr>
         <w:pStyle w:val="BodyText"/>
-        <w:spacing w:before="204"/>
+        <w:spacing w:before="25"/>
       </w:pPr>
     </w:p>
     <w:p>
@@ -1172,38 +1229,24 @@
             </w:pPr>
             <w:r>
               <w:rPr>
+                <w:spacing w:val="-4"/>
+                <w:sz w:val="22"/>
+              </w:rPr>
+              <w:t>Bryan</w:t>
+            </w:r>
+            <w:r>
+              <w:rPr>
+                <w:spacing w:val="-7"/>
+                <w:sz w:val="22"/>
+              </w:rPr>
+              <w:t> </w:t>
+            </w:r>
+            <w:r>
+              <w:rPr>
                 <w:spacing w:val="-2"/>
                 <w:sz w:val="22"/>
               </w:rPr>
-              <w:t>Equipe</w:t>
-            </w:r>
-            <w:r>
-              <w:rPr>
-                <w:spacing w:val="-3"/>
-                <w:sz w:val="22"/>
-              </w:rPr>
-              <w:t> </w:t>
-            </w:r>
-            <w:r>
-              <w:rPr>
-                <w:spacing w:val="-2"/>
-                <w:sz w:val="22"/>
-              </w:rPr>
-              <w:t>do</w:t>
-            </w:r>
-            <w:r>
-              <w:rPr>
-                <w:spacing w:val="-3"/>
-                <w:sz w:val="22"/>
-              </w:rPr>
-              <w:t> </w:t>
-            </w:r>
-            <w:r>
-              <w:rPr>
-                <w:spacing w:val="-2"/>
-                <w:sz w:val="22"/>
-              </w:rPr>
-              <w:t>projeto</w:t>
+              <w:t>Nascimento</w:t>
             </w:r>
           </w:p>
         </w:tc>
@@ -1457,38 +1500,24 @@
             </w:pPr>
             <w:r>
               <w:rPr>
+                <w:spacing w:val="-4"/>
+                <w:sz w:val="22"/>
+              </w:rPr>
+              <w:t>Bryan</w:t>
+            </w:r>
+            <w:r>
+              <w:rPr>
+                <w:spacing w:val="-7"/>
+                <w:sz w:val="22"/>
+              </w:rPr>
+              <w:t> </w:t>
+            </w:r>
+            <w:r>
+              <w:rPr>
                 <w:spacing w:val="-2"/>
                 <w:sz w:val="22"/>
               </w:rPr>
-              <w:t>Equipe</w:t>
-            </w:r>
-            <w:r>
-              <w:rPr>
-                <w:spacing w:val="-3"/>
-                <w:sz w:val="22"/>
-              </w:rPr>
-              <w:t> </w:t>
-            </w:r>
-            <w:r>
-              <w:rPr>
-                <w:spacing w:val="-2"/>
-                <w:sz w:val="22"/>
-              </w:rPr>
-              <w:t>do</w:t>
-            </w:r>
-            <w:r>
-              <w:rPr>
-                <w:spacing w:val="-3"/>
-                <w:sz w:val="22"/>
-              </w:rPr>
-              <w:t> </w:t>
-            </w:r>
-            <w:r>
-              <w:rPr>
-                <w:spacing w:val="-2"/>
-                <w:sz w:val="22"/>
-              </w:rPr>
-              <w:t>projeto</w:t>
+              <w:t>Nascimento</w:t>
             </w:r>
           </w:p>
         </w:tc>
@@ -1825,38 +1854,189 @@
             </w:pPr>
             <w:r>
               <w:rPr>
+                <w:spacing w:val="-4"/>
+                <w:sz w:val="22"/>
+              </w:rPr>
+              <w:t>Bryan</w:t>
+            </w:r>
+            <w:r>
+              <w:rPr>
+                <w:spacing w:val="-7"/>
+                <w:sz w:val="22"/>
+              </w:rPr>
+              <w:t> </w:t>
+            </w:r>
+            <w:r>
+              <w:rPr>
                 <w:spacing w:val="-2"/>
                 <w:sz w:val="22"/>
               </w:rPr>
-              <w:t>Equipe</w:t>
-            </w:r>
-            <w:r>
-              <w:rPr>
-                <w:spacing w:val="-3"/>
+              <w:t>Nascimento</w:t>
+            </w:r>
+          </w:p>
+        </w:tc>
+      </w:tr>
+      <w:tr>
+        <w:trPr>
+          <w:trHeight w:val="754" w:hRule="atLeast"/>
+        </w:trPr>
+        <w:tc>
+          <w:tcPr>
+            <w:tcW w:w="1494" w:type="dxa"/>
+          </w:tcPr>
+          <w:p>
+            <w:pPr>
+              <w:pStyle w:val="TableParagraph"/>
+              <w:rPr>
+                <w:sz w:val="22"/>
+              </w:rPr>
+            </w:pPr>
+            <w:r>
+              <w:rPr>
+                <w:spacing w:val="-2"/>
+                <w:sz w:val="22"/>
+              </w:rPr>
+              <w:t>21/08/2026</w:t>
+            </w:r>
+          </w:p>
+        </w:tc>
+        <w:tc>
+          <w:tcPr>
+            <w:tcW w:w="1154" w:type="dxa"/>
+          </w:tcPr>
+          <w:p>
+            <w:pPr>
+              <w:pStyle w:val="TableParagraph"/>
+              <w:rPr>
+                <w:sz w:val="22"/>
+              </w:rPr>
+            </w:pPr>
+            <w:r>
+              <w:rPr>
+                <w:spacing w:val="-5"/>
+                <w:sz w:val="22"/>
+              </w:rPr>
+              <w:t>1.3</w:t>
+            </w:r>
+          </w:p>
+        </w:tc>
+        <w:tc>
+          <w:tcPr>
+            <w:tcW w:w="4466" w:type="dxa"/>
+          </w:tcPr>
+          <w:p>
+            <w:pPr>
+              <w:pStyle w:val="TableParagraph"/>
+              <w:spacing w:line="330" w:lineRule="atLeast" w:before="11"/>
+              <w:rPr>
+                <w:sz w:val="22"/>
+              </w:rPr>
+            </w:pPr>
+            <w:r>
+              <w:rPr>
+                <w:sz w:val="22"/>
+              </w:rPr>
+              <w:t>Adicionando</w:t>
+            </w:r>
+            <w:r>
+              <w:rPr>
+                <w:spacing w:val="28"/>
                 <w:sz w:val="22"/>
               </w:rPr>
               <w:t> </w:t>
             </w:r>
             <w:r>
               <w:rPr>
+                <w:sz w:val="22"/>
+              </w:rPr>
+              <w:t>os</w:t>
+            </w:r>
+            <w:r>
+              <w:rPr>
+                <w:spacing w:val="28"/>
+                <w:sz w:val="22"/>
+              </w:rPr>
+              <w:t> </w:t>
+            </w:r>
+            <w:r>
+              <w:rPr>
+                <w:sz w:val="22"/>
+              </w:rPr>
+              <w:t>nomes</w:t>
+            </w:r>
+            <w:r>
+              <w:rPr>
+                <w:spacing w:val="28"/>
+                <w:sz w:val="22"/>
+              </w:rPr>
+              <w:t> </w:t>
+            </w:r>
+            <w:r>
+              <w:rPr>
+                <w:sz w:val="22"/>
+              </w:rPr>
+              <w:t>dos</w:t>
+            </w:r>
+            <w:r>
+              <w:rPr>
+                <w:spacing w:val="28"/>
+                <w:sz w:val="22"/>
+              </w:rPr>
+              <w:t> </w:t>
+            </w:r>
+            <w:r>
+              <w:rPr>
+                <w:sz w:val="22"/>
+              </w:rPr>
+              <w:t>integrantes</w:t>
+            </w:r>
+            <w:r>
+              <w:rPr>
+                <w:spacing w:val="28"/>
+                <w:sz w:val="22"/>
+              </w:rPr>
+              <w:t> </w:t>
+            </w:r>
+            <w:r>
+              <w:rPr>
+                <w:sz w:val="22"/>
+              </w:rPr>
+              <w:t>do grupo e do professor.</w:t>
+            </w:r>
+          </w:p>
+        </w:tc>
+        <w:tc>
+          <w:tcPr>
+            <w:tcW w:w="1947" w:type="dxa"/>
+          </w:tcPr>
+          <w:p>
+            <w:pPr>
+              <w:pStyle w:val="TableParagraph"/>
+              <w:ind w:left="123"/>
+              <w:rPr>
+                <w:sz w:val="22"/>
+              </w:rPr>
+            </w:pPr>
+            <w:r>
+              <w:rPr>
+                <w:spacing w:val="-4"/>
+                <w:sz w:val="22"/>
+              </w:rPr>
+              <w:t>Bryan</w:t>
+            </w:r>
+            <w:r>
+              <w:rPr>
+                <w:spacing w:val="-7"/>
+                <w:sz w:val="22"/>
+              </w:rPr>
+              <w:t> </w:t>
+            </w:r>
+            <w:r>
+              <w:rPr>
                 <w:spacing w:val="-2"/>
                 <w:sz w:val="22"/>
               </w:rPr>
-              <w:t>do</w:t>
-            </w:r>
-            <w:r>
-              <w:rPr>
-                <w:spacing w:val="-3"/>
-                <w:sz w:val="22"/>
-              </w:rPr>
-              <w:t> </w:t>
-            </w:r>
-            <w:r>
-              <w:rPr>
-                <w:spacing w:val="-2"/>
-                <w:sz w:val="22"/>
-              </w:rPr>
-              <w:t>projeto</w:t>
+              <w:t>Nascimento</w:t>
             </w:r>
           </w:p>
         </w:tc>
@@ -10651,7 +10831,7 @@
                 <w:spacing w:val="-5"/>
                 <w:sz w:val="24"/>
               </w:rPr>
-              <w:t>CU</w:t>
+              <w:t>UC</w:t>
             </w:r>
           </w:p>
         </w:tc>
@@ -60946,7 +61126,7 @@
       <mc:AlternateContent>
         <mc:Choice Requires="wps">
           <w:drawing>
-            <wp:anchor distT="0" distB="0" distL="0" distR="0" allowOverlap="1" layoutInCell="1" locked="0" behindDoc="1" simplePos="0" relativeHeight="486676480">
+            <wp:anchor distT="0" distB="0" distL="0" distR="0" allowOverlap="1" layoutInCell="1" locked="0" behindDoc="1" simplePos="0" relativeHeight="486669824">
               <wp:simplePos x="0" y="0"/>
               <wp:positionH relativeFrom="page">
                 <wp:posOffset>3869245</wp:posOffset>
@@ -61027,7 +61207,7 @@
         </mc:Choice>
         <mc:Fallback>
           <w:pict>
-            <v:shape style="position:absolute;margin-left:304.665009pt;margin-top:803.600525pt;width:13.75pt;height:18.850pt;mso-position-horizontal-relative:page;mso-position-vertical-relative:page;z-index:-16640000" type="#_x0000_t202" id="docshape3" filled="false" stroked="false">
+            <v:shape style="position:absolute;margin-left:304.665009pt;margin-top:803.600525pt;width:13.75pt;height:18.850pt;mso-position-horizontal-relative:page;mso-position-vertical-relative:page;z-index:-16646656" type="#_x0000_t202" id="docshape3" filled="false" stroked="false">
               <v:textbox inset="0,0,0,0">
                 <w:txbxContent>
                   <w:p>
@@ -61096,7 +61276,7 @@
       <mc:AlternateContent>
         <mc:Choice Requires="wps">
           <w:drawing>
-            <wp:anchor distT="0" distB="0" distL="0" distR="0" allowOverlap="1" layoutInCell="1" locked="0" behindDoc="1" simplePos="0" relativeHeight="486674944">
+            <wp:anchor distT="0" distB="0" distL="0" distR="0" allowOverlap="1" layoutInCell="1" locked="0" behindDoc="1" simplePos="0" relativeHeight="486668288">
               <wp:simplePos x="0" y="0"/>
               <wp:positionH relativeFrom="page">
                 <wp:posOffset>1079995</wp:posOffset>
@@ -61159,7 +61339,7 @@
         </mc:Choice>
         <mc:Fallback>
           <w:pict>
-            <v:line style="position:absolute;mso-position-horizontal-relative:page;mso-position-vertical-relative:page;z-index:-16641536" from="85.039001pt,63.321014pt" to="538.582001pt,63.321014pt" stroked="true" strokeweight=".398pt" strokecolor="#000000">
+            <v:line style="position:absolute;mso-position-horizontal-relative:page;mso-position-vertical-relative:page;z-index:-16648192" from="85.039001pt,63.321014pt" to="538.582001pt,63.321014pt" stroked="true" strokeweight=".398pt" strokecolor="#000000">
               <v:stroke dashstyle="solid"/>
               <w10:wrap type="none"/>
             </v:line>
@@ -61174,7 +61354,7 @@
       <mc:AlternateContent>
         <mc:Choice Requires="wps">
           <w:drawing>
-            <wp:anchor distT="0" distB="0" distL="0" distR="0" allowOverlap="1" layoutInCell="1" locked="0" behindDoc="1" simplePos="0" relativeHeight="486675456">
+            <wp:anchor distT="0" distB="0" distL="0" distR="0" allowOverlap="1" layoutInCell="1" locked="0" behindDoc="1" simplePos="0" relativeHeight="486668800">
               <wp:simplePos x="0" y="0"/>
               <wp:positionH relativeFrom="page">
                 <wp:posOffset>1067295</wp:posOffset>
@@ -61307,7 +61487,7 @@
               <v:stroke joinstyle="miter"/>
               <v:path gradientshapeok="t" o:connecttype="rect"/>
             </v:shapetype>
-            <v:shape style="position:absolute;margin-left:84.039001pt;margin-top:44.314503pt;width:217.95pt;height:18.850pt;mso-position-horizontal-relative:page;mso-position-vertical-relative:page;z-index:-16641024" type="#_x0000_t202" id="docshape1" filled="false" stroked="false">
+            <v:shape style="position:absolute;margin-left:84.039001pt;margin-top:44.314503pt;width:217.95pt;height:18.850pt;mso-position-horizontal-relative:page;mso-position-vertical-relative:page;z-index:-16647680" type="#_x0000_t202" id="docshape1" filled="false" stroked="false">
               <v:textbox inset="0,0,0,0">
                 <w:txbxContent>
                   <w:p>
@@ -61410,7 +61590,7 @@
       <mc:AlternateContent>
         <mc:Choice Requires="wps">
           <w:drawing>
-            <wp:anchor distT="0" distB="0" distL="0" distR="0" allowOverlap="1" layoutInCell="1" locked="0" behindDoc="1" simplePos="0" relativeHeight="486675968">
+            <wp:anchor distT="0" distB="0" distL="0" distR="0" allowOverlap="1" layoutInCell="1" locked="0" behindDoc="1" simplePos="0" relativeHeight="486669312">
               <wp:simplePos x="0" y="0"/>
               <wp:positionH relativeFrom="page">
                 <wp:posOffset>6034630</wp:posOffset>
@@ -61487,7 +61667,7 @@
         </mc:Choice>
         <mc:Fallback>
           <w:pict>
-            <v:shape style="position:absolute;margin-left:475.167725pt;margin-top:44.314503pt;width:64.45pt;height:18.850pt;mso-position-horizontal-relative:page;mso-position-vertical-relative:page;z-index:-16640512" type="#_x0000_t202" id="docshape2" filled="false" stroked="false">
+            <v:shape style="position:absolute;margin-left:475.167725pt;margin-top:44.314503pt;width:64.45pt;height:18.850pt;mso-position-horizontal-relative:page;mso-position-vertical-relative:page;z-index:-16647168" type="#_x0000_t202" id="docshape2" filled="false" stroked="false">
               <v:textbox inset="0,0,0,0">
                 <w:txbxContent>
                   <w:p>
